--- a/proyecto-integradorG11.docx
+++ b/proyecto-integradorG11.docx
@@ -545,19 +545,35 @@
           <w:bCs/>
           <w:sz w:val="24"/>
           <w:szCs w:val="24"/>
-        </w:rPr>
-      </w:pPr>
-      <w:r>
-        <w:rPr>
-          <w:rFonts w:ascii="Arial" w:hAnsi="Arial" w:cs="Arial"/>
-          <w:b/>
-          <w:bCs/>
-          <w:sz w:val="24"/>
-          <w:szCs w:val="24"/>
+          <w:lang w:val="en-US"/>
+        </w:rPr>
+      </w:pPr>
+      <w:r>
+        <w:rPr>
+          <w:rFonts w:ascii="Arial" w:hAnsi="Arial" w:cs="Arial"/>
+          <w:b/>
+          <w:bCs/>
+          <w:sz w:val="24"/>
+          <w:szCs w:val="24"/>
+          <w:lang w:val="en-US"/>
         </w:rPr>
         <w:lastRenderedPageBreak/>
         <w:t xml:space="preserve">ENLACE: </w:t>
       </w:r>
+      <w:hyperlink r:id="rId5" w:history="1">
+        <w:r>
+          <w:rPr>
+            <w:rStyle w:val="Hipervnculo"/>
+            <w:rFonts w:ascii="Arial" w:hAnsi="Arial" w:cs="Arial"/>
+            <w:b/>
+            <w:bCs/>
+            <w:sz w:val="24"/>
+            <w:szCs w:val="24"/>
+            <w:lang w:val="en-US"/>
+          </w:rPr>
+          <w:t>https://github.com/edenilsonreyes1994-uped/proyecto-integradorG11.git</w:t>
+        </w:r>
+      </w:hyperlink>
     </w:p>
     <w:p>
       <w:pPr>
@@ -568,6 +584,7 @@
           <w:bCs/>
           <w:sz w:val="24"/>
           <w:szCs w:val="24"/>
+          <w:lang w:val="en-US"/>
         </w:rPr>
       </w:pPr>
     </w:p>
@@ -580,6 +597,7 @@
           <w:bCs/>
           <w:sz w:val="24"/>
           <w:szCs w:val="24"/>
+          <w:lang w:val="en-US"/>
         </w:rPr>
       </w:pPr>
     </w:p>
@@ -592,6 +610,48 @@
           <w:szCs w:val="24"/>
         </w:rPr>
       </w:pPr>
+      <w:r>
+        <w:rPr>
+          <w:rFonts w:ascii="Arial" w:hAnsi="Arial" w:cs="Arial"/>
+          <w:sz w:val="24"/>
+          <w:szCs w:val="24"/>
+        </w:rPr>
+        <w:drawing>
+          <wp:inline distT="0" distB="0" distL="0" distR="0" wp14:anchorId="7C342535" wp14:editId="52739102">
+            <wp:extent cx="8257540" cy="4510405"/>
+            <wp:effectExtent l="0" t="0" r="0" b="4445"/>
+            <wp:docPr id="79100946" name="Imagen 1"/>
+            <wp:cNvGraphicFramePr>
+              <a:graphicFrameLocks xmlns:a="http://schemas.openxmlformats.org/drawingml/2006/main" noChangeAspect="1"/>
+            </wp:cNvGraphicFramePr>
+            <a:graphic xmlns:a="http://schemas.openxmlformats.org/drawingml/2006/main">
+              <a:graphicData uri="http://schemas.openxmlformats.org/drawingml/2006/picture">
+                <pic:pic xmlns:pic="http://schemas.openxmlformats.org/drawingml/2006/picture">
+                  <pic:nvPicPr>
+                    <pic:cNvPr id="79100946" name=""/>
+                    <pic:cNvPicPr/>
+                  </pic:nvPicPr>
+                  <pic:blipFill>
+                    <a:blip r:embed="rId6"/>
+                    <a:stretch>
+                      <a:fillRect/>
+                    </a:stretch>
+                  </pic:blipFill>
+                  <pic:spPr>
+                    <a:xfrm>
+                      <a:off x="0" y="0"/>
+                      <a:ext cx="8257540" cy="4510405"/>
+                    </a:xfrm>
+                    <a:prstGeom prst="rect">
+                      <a:avLst/>
+                    </a:prstGeom>
+                  </pic:spPr>
+                </pic:pic>
+              </a:graphicData>
+            </a:graphic>
+          </wp:inline>
+        </w:drawing>
+      </w:r>
     </w:p>
     <w:p>
       <w:pPr>
